--- a/d7_part2_of_dart_extras_isolate.docx
+++ b/d7_part2_of_dart_extras_isolate.docx
@@ -9482,7 +9482,7 @@
           <w:sz w:val="32"/>
           <w:szCs w:val="32"/>
         </w:rPr>
-        <w:t xml:space="preserve">        ↓</w:t>
+        <w:t xml:space="preserve">       ↓</w:t>
       </w:r>
     </w:p>
     <w:p>
@@ -16474,7 +16474,33 @@
           <w:sz w:val="32"/>
           <w:szCs w:val="32"/>
         </w:rPr>
-        <w:t xml:space="preserve">Pro-tip: </w:t>
+        <w:t xml:space="preserve">NOTE: </w:t>
+      </w:r>
+      <w:r>
+        <w:rPr>
+          <w:rFonts w:cs="Calibri"/>
+          <w:sz w:val="32"/>
+          <w:szCs w:val="32"/>
+        </w:rPr>
+        <w:t>Pro-tip</w:t>
+      </w:r>
+      <w:r>
+        <w:rPr>
+          <w:rFonts w:cs="Calibri"/>
+          <w:sz w:val="32"/>
+          <w:szCs w:val="32"/>
+        </w:rPr>
+        <w:t>,</w:t>
+      </w:r>
+      <w:r>
+        <w:rPr>
+          <w:rFonts w:cs="Calibri"/>
+          <w:b/>
+          <w:bCs/>
+          <w:sz w:val="32"/>
+          <w:szCs w:val="32"/>
+        </w:rPr>
+        <w:t xml:space="preserve"> </w:t>
       </w:r>
       <w:r>
         <w:rPr>
